--- a/Homework 1 - Riyan Momin - Draft for Smart Parking Platform.docx
+++ b/Homework 1 - Riyan Momin - Draft for Smart Parking Platform.docx
@@ -20,6 +20,22 @@
     </w:p>
     <w:p>
       <w:pPr>
+        <w:jc w:val="center"/>
+        <w:rPr>
+          <w:sz w:val="28"/>
+          <w:szCs w:val="28"/>
+        </w:rPr>
+      </w:pPr>
+      <w:r>
+        <w:rPr>
+          <w:sz w:val="28"/>
+          <w:szCs w:val="28"/>
+        </w:rPr>
+        <w:t>By: Riyan Momin</w:t>
+      </w:r>
+    </w:p>
+    <w:p>
+      <w:pPr>
         <w:rPr>
           <w:sz w:val="32"/>
           <w:szCs w:val="32"/>
@@ -157,15 +173,7 @@
       </w:r>
       <w:proofErr w:type="spellEnd"/>
       <w:r>
-        <w:t xml:space="preserve">, which has unlimited resources and </w:t>
-      </w:r>
-      <w:proofErr w:type="gramStart"/>
-      <w:r>
-        <w:t>a</w:t>
-      </w:r>
-      <w:proofErr w:type="gramEnd"/>
-      <w:r>
-        <w:t xml:space="preserve"> unlimited budget. This company has been chosen to manage and plan the development of a smart parking platform, which includes a website and mobile apps also. The main goal is to create an app and website where drivers can easily find, pay for, and reserve parking spots.</w:t>
+        <w:t>, which has unlimited resources and a unlimited budget. This company has been chosen to manage and plan the development of a smart parking platform, which includes a website and mobile apps also. The main goal is to create an app and website where drivers can easily find, pay for, and reserve parking spots.</w:t>
       </w:r>
     </w:p>
     <w:p>
@@ -176,7 +184,6 @@
     <w:p/>
     <w:p>
       <w:r>
-        <w:lastRenderedPageBreak/>
         <w:t>The system would have the following features.:</w:t>
       </w:r>
     </w:p>
@@ -331,7 +338,6 @@
           <w:sz w:val="32"/>
           <w:szCs w:val="32"/>
         </w:rPr>
-        <w:lastRenderedPageBreak/>
         <w:t>3: SRS Draft 15 use cases:</w:t>
       </w:r>
     </w:p>
@@ -431,7 +437,6 @@
           <w:sz w:val="32"/>
           <w:szCs w:val="32"/>
         </w:rPr>
-        <w:lastRenderedPageBreak/>
         <w:t>4: The differences between other apps and ours</w:t>
       </w:r>
     </w:p>
@@ -457,15 +462,7 @@
     </w:p>
     <w:p>
       <w:r>
-        <w:t xml:space="preserve">This first homework is just the start for the semester project. As stated from before, there are multiple apps for parking, so our apps </w:t>
-      </w:r>
-      <w:proofErr w:type="gramStart"/>
-      <w:r>
-        <w:t>needs</w:t>
-      </w:r>
-      <w:proofErr w:type="gramEnd"/>
-      <w:r>
-        <w:t xml:space="preserve"> to be much better and user friendly for people and companies to actually switch over to our app. </w:t>
+        <w:t xml:space="preserve">This first homework is just the start for the semester project. As stated from before, there are multiple apps for parking, so our apps needs to be much better and user friendly for people and companies to actually switch over to our app. </w:t>
       </w:r>
       <w:r>
         <w:t>Moving further down the road, updates will be made and more features would be coming out in the future.</w:t>

--- a/Homework 1 - Riyan Momin - Draft for Smart Parking Platform.docx
+++ b/Homework 1 - Riyan Momin - Draft for Smart Parking Platform.docx
@@ -1,6 +1,6 @@
 
 <file path=word/document.xml><?xml version="1.0" encoding="utf-8"?>
-<w:document xmlns:wpc="http://schemas.microsoft.com/office/word/2010/wordprocessingCanvas" xmlns:cx="http://schemas.microsoft.com/office/drawing/2014/chartex" xmlns:cx1="http://schemas.microsoft.com/office/drawing/2015/9/8/chartex" xmlns:cx2="http://schemas.microsoft.com/office/drawing/2015/10/21/chartex" xmlns:cx3="http://schemas.microsoft.com/office/drawing/2016/5/9/chartex" xmlns:cx4="http://schemas.microsoft.com/office/drawing/2016/5/10/chartex" xmlns:cx5="http://schemas.microsoft.com/office/drawing/2016/5/11/chartex" xmlns:cx6="http://schemas.microsoft.com/office/drawing/2016/5/12/chartex" xmlns:cx7="http://schemas.microsoft.com/office/drawing/2016/5/13/chartex" xmlns:cx8="http://schemas.microsoft.com/office/drawing/2016/5/14/chartex" xmlns:mc="http://schemas.openxmlformats.org/markup-compatibility/2006" xmlns:m="http://schemas.openxmlformats.org/officeDocument/2006/math" xmlns:aink="http://schemas.microsoft.com/office/drawing/2016/ink" xmlns:am3d="http://schemas.microsoft.com/office/drawing/2017/model3d" xmlns:oel="http://schemas.microsoft.com/office/2019/extlst" xmlns:r="http://schemas.openxmlformats.org/officeDocument/2006/relationships" xmlns:wp14="http://schemas.microsoft.com/office/word/2010/wordprocessingDrawing" xmlns:wp="http://schemas.openxmlformats.org/drawingml/2006/wordprocessingDrawing" xmlns:wpg="http://schemas.microsoft.com/office/word/2010/wordprocessingGroup" xmlns:wpi="http://schemas.microsoft.com/office/word/2010/wordprocessingInk" xmlns:wps="http://schemas.microsoft.com/office/word/2010/wordprocessingShape" xmlns:o="urn:schemas-microsoft-com:office:office" xmlns:v="urn:schemas-microsoft-com:vml" xmlns:w10="urn:schemas-microsoft-com:office:word" xmlns:w="http://schemas.openxmlformats.org/wordprocessingml/2006/main" xmlns:w14="http://schemas.microsoft.com/office/word/2010/wordml" xmlns:w15="http://schemas.microsoft.com/office/word/2012/wordml" xmlns:w16cei="http://schemas.microsoft.com/office/word/2026/wordml/cei" xmlns:w16cex="http://schemas.microsoft.com/office/word/2018/wordml/cex" xmlns:w16cid="http://schemas.microsoft.com/office/word/2016/wordml/cid" xmlns:w16="http://schemas.microsoft.com/office/word/2018/wordml" xmlns:w16sdtdh="http://schemas.microsoft.com/office/word/2020/wordml/sdtdatahash" xmlns:w16sdtfl="http://schemas.microsoft.com/office/word/2024/wordml/sdtformatlock" xmlns:w16se="http://schemas.microsoft.com/office/word/2015/wordml/symex" xmlns:w16du="http://schemas.microsoft.com/office/word/2023/wordml/word16du" xmlns:wne="http://schemas.microsoft.com/office/word/2006/wordml" mc:Ignorable="w14 w15 w16se w16cid w16 w16cex w16sdtdh w16sdtfl w16du wp14">
+<w:document xmlns:wpc="http://schemas.microsoft.com/office/word/2010/wordprocessingCanvas" xmlns:cx="http://schemas.microsoft.com/office/drawing/2014/chartex" xmlns:cx1="http://schemas.microsoft.com/office/drawing/2015/9/8/chartex" xmlns:cx2="http://schemas.microsoft.com/office/drawing/2015/10/21/chartex" xmlns:cx3="http://schemas.microsoft.com/office/drawing/2016/5/9/chartex" xmlns:cx4="http://schemas.microsoft.com/office/drawing/2016/5/10/chartex" xmlns:cx5="http://schemas.microsoft.com/office/drawing/2016/5/11/chartex" xmlns:cx6="http://schemas.microsoft.com/office/drawing/2016/5/12/chartex" xmlns:cx7="http://schemas.microsoft.com/office/drawing/2016/5/13/chartex" xmlns:cx8="http://schemas.microsoft.com/office/drawing/2016/5/14/chartex" xmlns:mc="http://schemas.openxmlformats.org/markup-compatibility/2006" xmlns:m="http://schemas.openxmlformats.org/officeDocument/2006/math" xmlns:aink="http://schemas.microsoft.com/office/drawing/2016/ink" xmlns:am3d="http://schemas.microsoft.com/office/drawing/2017/model3d" xmlns:oel="http://schemas.microsoft.com/office/2019/extlst" xmlns:r="http://schemas.openxmlformats.org/officeDocument/2006/relationships" xmlns:wp14="http://schemas.microsoft.com/office/word/2010/wordprocessingDrawing" xmlns:wp="http://schemas.openxmlformats.org/drawingml/2006/wordprocessingDrawing" xmlns:wpg="http://schemas.microsoft.com/office/word/2010/wordprocessingGroup" xmlns:wpi="http://schemas.microsoft.com/office/word/2010/wordprocessingInk" xmlns:wps="http://schemas.microsoft.com/office/word/2010/wordprocessingShape" xmlns:o="urn:schemas-microsoft-com:office:office" xmlns:v="urn:schemas-microsoft-com:vml" xmlns:w10="urn:schemas-microsoft-com:office:word" xmlns:w="http://schemas.openxmlformats.org/wordprocessingml/2006/main" xmlns:w14="http://schemas.microsoft.com/office/word/2010/wordml" xmlns:w15="http://schemas.microsoft.com/office/word/2012/wordml" xmlns:w16cex="http://schemas.microsoft.com/office/word/2018/wordml/cex" xmlns:w16cid="http://schemas.microsoft.com/office/word/2016/wordml/cid" xmlns:w16="http://schemas.microsoft.com/office/word/2018/wordml" xmlns:w16sdtdh="http://schemas.microsoft.com/office/word/2020/wordml/sdtdatahash" xmlns:w16sdtfl="http://schemas.microsoft.com/office/word/2024/wordml/sdtformatlock" xmlns:w16se="http://schemas.microsoft.com/office/word/2015/wordml/symex" xmlns:w16du="http://schemas.microsoft.com/office/word/2023/wordml/word16du" xmlns:wne="http://schemas.microsoft.com/office/word/2006/wordml" mc:Ignorable="w14 w15 w16se w16cid w16 w16cex w16sdtdh w16sdtfl w16du wp14">
   <w:body>
     <w:p>
       <w:pPr>
@@ -58,7 +58,15 @@
     </w:p>
     <w:p>
       <w:r>
-        <w:t xml:space="preserve">There are some parking apps and websites already, that can show you where open parking is, pay for the parking, and reserve specific parking spots also. There are 4 examples which I looked into, which are ParkMobile, </w:t>
+        <w:t xml:space="preserve">There are some parking apps and websites already, that can show you where open parking is, pay for the parking, and reserve specific parking spots also. There are 4 examples which I </w:t>
+      </w:r>
+      <w:proofErr w:type="gramStart"/>
+      <w:r>
+        <w:t>looked into</w:t>
+      </w:r>
+      <w:proofErr w:type="gramEnd"/>
+      <w:r>
+        <w:t xml:space="preserve">, which are ParkMobile, </w:t>
       </w:r>
       <w:proofErr w:type="spellStart"/>
       <w:r>
@@ -74,7 +82,15 @@
       </w:r>
       <w:proofErr w:type="spellEnd"/>
       <w:r>
-        <w:t>, and Passport parking. Every app has its own advantages, and dis-advantages as well.</w:t>
+        <w:t xml:space="preserve">, and Passport parking. Every app has its own </w:t>
+      </w:r>
+      <w:proofErr w:type="gramStart"/>
+      <w:r>
+        <w:t>advantages, and</w:t>
+      </w:r>
+      <w:proofErr w:type="gramEnd"/>
+      <w:r>
+        <w:t xml:space="preserve"> dis-advantages as well.</w:t>
       </w:r>
     </w:p>
     <w:p>
@@ -89,7 +105,15 @@
       </w:r>
       <w:proofErr w:type="spellEnd"/>
       <w:r>
-        <w:t xml:space="preserve">: For events and airport parking, you can reserve it in advance, and pay for it for </w:t>
+        <w:t xml:space="preserve">: For events and airport parking, you can reserve it in </w:t>
+      </w:r>
+      <w:proofErr w:type="gramStart"/>
+      <w:r>
+        <w:t>advance, and</w:t>
+      </w:r>
+      <w:proofErr w:type="gramEnd"/>
+      <w:r>
+        <w:t xml:space="preserve"> pay for it for </w:t>
       </w:r>
       <w:proofErr w:type="spellStart"/>
       <w:r>
@@ -97,7 +121,15 @@
       </w:r>
       <w:proofErr w:type="spellEnd"/>
       <w:r>
-        <w:t xml:space="preserve"> long you want the parking spot for. This app also makes it easy to reserve the parking location directly through your phone. Although, this app doesn’t completely show which parking spots are filled or not, so you kind of have to take time to search for open ones and correct one where your car can fit.</w:t>
+        <w:t xml:space="preserve"> long you want the parking spot for. This app also makes it easy to reserve the parking location directly through your phone. Although, this app doesn’t completely show which parking spots are filled or not, so you kind of </w:t>
+      </w:r>
+      <w:proofErr w:type="gramStart"/>
+      <w:r>
+        <w:t>have to</w:t>
+      </w:r>
+      <w:proofErr w:type="gramEnd"/>
+      <w:r>
+        <w:t xml:space="preserve"> take time to search for open ones and correct one where your car can fit.</w:t>
       </w:r>
     </w:p>
     <w:p>
@@ -173,12 +205,28 @@
       </w:r>
       <w:proofErr w:type="spellEnd"/>
       <w:r>
-        <w:t>, which has unlimited resources and a unlimited budget. This company has been chosen to manage and plan the development of a smart parking platform, which includes a website and mobile apps also. The main goal is to create an app and website where drivers can easily find, pay for, and reserve parking spots.</w:t>
-      </w:r>
-    </w:p>
-    <w:p>
-      <w:r>
-        <w:t>The vision is to make parking easier for drivers, and also for the parking lot management for better options on how to manage their parking lot easier. There should be like an admin side, which would be for the parking lot management, and then a user side, which the drivers would use to find parking easily.</w:t>
+        <w:t xml:space="preserve">, which has unlimited resources and </w:t>
+      </w:r>
+      <w:proofErr w:type="gramStart"/>
+      <w:r>
+        <w:t>a</w:t>
+      </w:r>
+      <w:proofErr w:type="gramEnd"/>
+      <w:r>
+        <w:t xml:space="preserve"> unlimited budget. This company has been chosen to manage and plan the development of a smart parking platform, which includes a website and mobile apps also. The main goal is to create an app and website where drivers can easily find, pay for, and reserve parking spots.</w:t>
+      </w:r>
+    </w:p>
+    <w:p>
+      <w:r>
+        <w:t xml:space="preserve">The vision is to make parking easier for drivers, </w:t>
+      </w:r>
+      <w:proofErr w:type="gramStart"/>
+      <w:r>
+        <w:t>and also</w:t>
+      </w:r>
+      <w:proofErr w:type="gramEnd"/>
+      <w:r>
+        <w:t xml:space="preserve"> for the parking lot management for better options on how to manage their parking lot easier. There should be like an admin side, which would be for the parking lot management, and then a user side, which the drivers would use to find parking easily.</w:t>
       </w:r>
     </w:p>
     <w:p/>
@@ -358,7 +406,15 @@
     </w:p>
     <w:p>
       <w:r>
-        <w:t>3: The driver/user can search for parking and the system will start searching.</w:t>
+        <w:t xml:space="preserve">3: The driver/user can search for </w:t>
+      </w:r>
+      <w:proofErr w:type="gramStart"/>
+      <w:r>
+        <w:t>parking</w:t>
+      </w:r>
+      <w:proofErr w:type="gramEnd"/>
+      <w:r>
+        <w:t xml:space="preserve"> and the system will start searching.</w:t>
       </w:r>
     </w:p>
     <w:p>
@@ -378,7 +434,15 @@
     </w:p>
     <w:p>
       <w:r>
-        <w:t>7: The driver/user can then reserve a parking spot and choose for how long they want to reserve it, and wait for the payment screen.</w:t>
+        <w:t xml:space="preserve">7: The driver/user can then reserve a parking spot and choose for how long they want to reserve </w:t>
+      </w:r>
+      <w:proofErr w:type="gramStart"/>
+      <w:r>
+        <w:t>it, and</w:t>
+      </w:r>
+      <w:proofErr w:type="gramEnd"/>
+      <w:r>
+        <w:t xml:space="preserve"> wait for the payment screen.</w:t>
       </w:r>
     </w:p>
     <w:p>
@@ -386,7 +450,15 @@
         <w:t xml:space="preserve">8: This is where the payment provider will come in. </w:t>
       </w:r>
       <w:r>
-        <w:t>The driver/user will have to pay for their selected spot, and wait a few seconds to make sure it’s confirmed and paid for.</w:t>
+        <w:t xml:space="preserve">The driver/user will have to pay for their selected </w:t>
+      </w:r>
+      <w:proofErr w:type="gramStart"/>
+      <w:r>
+        <w:t>spot, and</w:t>
+      </w:r>
+      <w:proofErr w:type="gramEnd"/>
+      <w:r>
+        <w:t xml:space="preserve"> wait a few seconds to make sure it’s confirmed and paid for.</w:t>
       </w:r>
     </w:p>
     <w:p>
@@ -466,6 +538,503 @@
       </w:r>
       <w:r>
         <w:t>Moving further down the road, updates will be made and more features would be coming out in the future.</w:t>
+      </w:r>
+    </w:p>
+    <w:p/>
+    <w:p/>
+    <w:p/>
+    <w:p/>
+    <w:p/>
+    <w:p/>
+    <w:p/>
+    <w:p/>
+    <w:p/>
+    <w:p/>
+    <w:p/>
+    <w:p/>
+    <w:p/>
+    <w:p/>
+    <w:p/>
+    <w:p>
+      <w:pPr>
+        <w:jc w:val="center"/>
+        <w:rPr>
+          <w:sz w:val="36"/>
+          <w:szCs w:val="36"/>
+        </w:rPr>
+      </w:pPr>
+      <w:r>
+        <w:rPr>
+          <w:sz w:val="36"/>
+          <w:szCs w:val="36"/>
+        </w:rPr>
+        <w:lastRenderedPageBreak/>
+        <w:t>Homework 2 – WBS and timeline for Smart Parking Platform</w:t>
+      </w:r>
+    </w:p>
+    <w:p>
+      <w:r>
+        <w:t xml:space="preserve">The work for this week is to break down the structure of the website and the application, so we can have the database good to go, and the key features pointed out and ready to develop. This week will improve the development and put the ideas into use and how they will </w:t>
+      </w:r>
+      <w:proofErr w:type="gramStart"/>
+      <w:r>
+        <w:t>actually be</w:t>
+      </w:r>
+      <w:proofErr w:type="gramEnd"/>
+      <w:r>
+        <w:t xml:space="preserve"> imbedded into the application from all the ideas and thoughts from week 1.</w:t>
+      </w:r>
+    </w:p>
+    <w:p>
+      <w:pPr>
+        <w:pStyle w:val="ListParagraph"/>
+        <w:numPr>
+          <w:ilvl w:val="0"/>
+          <w:numId w:val="1"/>
+        </w:numPr>
+      </w:pPr>
+      <w:r>
+        <w:t>Smart Parking Platform</w:t>
+      </w:r>
+    </w:p>
+    <w:p>
+      <w:pPr>
+        <w:pStyle w:val="ListParagraph"/>
+        <w:numPr>
+          <w:ilvl w:val="1"/>
+          <w:numId w:val="1"/>
+        </w:numPr>
+      </w:pPr>
+      <w:r>
+        <w:t>Frontend Website</w:t>
+      </w:r>
+    </w:p>
+    <w:p>
+      <w:pPr>
+        <w:ind w:left="720"/>
+      </w:pPr>
+      <w:r>
+        <w:t>1.1.2 Main homepage and the map view</w:t>
+      </w:r>
+    </w:p>
+    <w:p>
+      <w:pPr>
+        <w:ind w:left="720"/>
+      </w:pPr>
+      <w:r>
+        <w:t xml:space="preserve">1.1.3 Parking </w:t>
+      </w:r>
+      <w:proofErr w:type="spellStart"/>
+      <w:r>
+        <w:t>reversation</w:t>
+      </w:r>
+      <w:proofErr w:type="spellEnd"/>
+      <w:r>
+        <w:t xml:space="preserve"> and payment</w:t>
+      </w:r>
+    </w:p>
+    <w:p>
+      <w:pPr>
+        <w:ind w:left="720"/>
+      </w:pPr>
+      <w:r>
+        <w:t>1.1.4 User account dashboard and other features</w:t>
+      </w:r>
+    </w:p>
+    <w:p>
+      <w:r>
+        <w:t>1.2 Mobile Applications</w:t>
+      </w:r>
+    </w:p>
+    <w:p>
+      <w:r>
+        <w:tab/>
+        <w:t>1.2.1 iOS Application</w:t>
+      </w:r>
+    </w:p>
+    <w:p>
+      <w:r>
+        <w:tab/>
+        <w:t>1.2.2 Android Application</w:t>
+      </w:r>
+    </w:p>
+    <w:p>
+      <w:r>
+        <w:tab/>
+        <w:t>1.2.3 Login acces</w:t>
+      </w:r>
+      <w:r>
+        <w:t>s</w:t>
+      </w:r>
+    </w:p>
+    <w:p>
+      <w:r>
+        <w:tab/>
+        <w:t>1.2.4 Notifications and alerts</w:t>
+      </w:r>
+    </w:p>
+    <w:p>
+      <w:r>
+        <w:t>1.3 API services and backend</w:t>
+      </w:r>
+    </w:p>
+    <w:p>
+      <w:r>
+        <w:tab/>
+        <w:t>1.3.1 Secure registration</w:t>
+      </w:r>
+    </w:p>
+    <w:p>
+      <w:r>
+        <w:tab/>
+        <w:t>1.3.2 Secure Login</w:t>
+      </w:r>
+    </w:p>
+    <w:p>
+      <w:r>
+        <w:tab/>
+        <w:t>1.3.</w:t>
+      </w:r>
+      <w:r>
+        <w:t>3</w:t>
+      </w:r>
+      <w:r>
+        <w:t xml:space="preserve"> Separate users</w:t>
+      </w:r>
+    </w:p>
+    <w:p>
+      <w:r>
+        <w:tab/>
+        <w:t>1.3.4 A</w:t>
+      </w:r>
+      <w:r>
+        <w:t xml:space="preserve">dmins and regular </w:t>
+      </w:r>
+      <w:proofErr w:type="gramStart"/>
+      <w:r>
+        <w:t>users</w:t>
+      </w:r>
+      <w:proofErr w:type="gramEnd"/>
+      <w:r>
+        <w:t xml:space="preserve"> signup</w:t>
+      </w:r>
+    </w:p>
+    <w:p>
+      <w:r>
+        <w:t>1.4 Reservation and parking engines</w:t>
+      </w:r>
+    </w:p>
+    <w:p>
+      <w:r>
+        <w:tab/>
+        <w:t>1.4.1 Real time map</w:t>
+      </w:r>
+    </w:p>
+    <w:p>
+      <w:r>
+        <w:tab/>
+        <w:t>1.4.2 U</w:t>
+      </w:r>
+      <w:r>
+        <w:t>pdates of the parking spots</w:t>
+      </w:r>
+      <w:r>
+        <w:t xml:space="preserve"> in real time</w:t>
+      </w:r>
+    </w:p>
+    <w:p>
+      <w:r>
+        <w:tab/>
+        <w:t>1.4.</w:t>
+      </w:r>
+      <w:r>
+        <w:t>3</w:t>
+      </w:r>
+      <w:r>
+        <w:t xml:space="preserve"> Booking</w:t>
+      </w:r>
+      <w:r>
+        <w:t xml:space="preserve"> </w:t>
+      </w:r>
+      <w:r>
+        <w:t>engine</w:t>
+      </w:r>
+    </w:p>
+    <w:p>
+      <w:r>
+        <w:tab/>
+        <w:t>1.4.4 Reservation engine</w:t>
+      </w:r>
+    </w:p>
+    <w:p>
+      <w:r>
+        <w:t>1.</w:t>
+      </w:r>
+      <w:r>
+        <w:t>5 Payment Processing</w:t>
+      </w:r>
+    </w:p>
+    <w:p>
+      <w:r>
+        <w:tab/>
+        <w:t>1.5.1 Third party payment services</w:t>
+      </w:r>
+    </w:p>
+    <w:p>
+      <w:r>
+        <w:lastRenderedPageBreak/>
+        <w:tab/>
+        <w:t>1.5.2 Build payment into application and website</w:t>
+      </w:r>
+    </w:p>
+    <w:p>
+      <w:r>
+        <w:tab/>
+        <w:t>1.5.</w:t>
+      </w:r>
+      <w:r>
+        <w:t>3</w:t>
+      </w:r>
+      <w:r>
+        <w:t xml:space="preserve"> Receipts</w:t>
+      </w:r>
+    </w:p>
+    <w:p>
+      <w:r>
+        <w:tab/>
+        <w:t>1.5.4 Billing history</w:t>
+      </w:r>
+    </w:p>
+    <w:p>
+      <w:r>
+        <w:t>1.6 Location Services</w:t>
+      </w:r>
+    </w:p>
+    <w:p>
+      <w:r>
+        <w:tab/>
+        <w:t>1.6.1 Interactive Map</w:t>
+      </w:r>
+    </w:p>
+    <w:p>
+      <w:r>
+        <w:tab/>
+        <w:t>1.6.2 Real time live map</w:t>
+      </w:r>
+    </w:p>
+    <w:p>
+      <w:r>
+        <w:tab/>
+        <w:t>1.6.</w:t>
+      </w:r>
+      <w:r>
+        <w:t>3</w:t>
+      </w:r>
+      <w:r>
+        <w:t xml:space="preserve"> Vehicle size and fitment per spot</w:t>
+      </w:r>
+    </w:p>
+    <w:p>
+      <w:r>
+        <w:tab/>
+        <w:t>1.6.</w:t>
+      </w:r>
+      <w:r>
+        <w:t>4</w:t>
+      </w:r>
+      <w:r>
+        <w:t xml:space="preserve"> </w:t>
+      </w:r>
+      <w:r>
+        <w:t>Directions using map to the parking spot which is reserved by user</w:t>
+      </w:r>
+    </w:p>
+    <w:p>
+      <w:r>
+        <w:t>1.7 Admin Dashboard</w:t>
+      </w:r>
+    </w:p>
+    <w:p>
+      <w:r>
+        <w:tab/>
+        <w:t>1.7.1 End of the day/week/ and month reports and analytics</w:t>
+      </w:r>
+    </w:p>
+    <w:p>
+      <w:r>
+        <w:tab/>
+        <w:t>1.7.2 Pricing management</w:t>
+      </w:r>
+    </w:p>
+    <w:p>
+      <w:r>
+        <w:tab/>
+        <w:t xml:space="preserve">1.7.3 Add remove </w:t>
+      </w:r>
+      <w:r>
+        <w:t>and edit admins and users</w:t>
+      </w:r>
+    </w:p>
+    <w:p>
+      <w:r>
+        <w:tab/>
+        <w:t>1.7.4 Add remove and edit parking spots</w:t>
+      </w:r>
+    </w:p>
+    <w:p>
+      <w:r>
+        <w:t>1.8 Testing</w:t>
+      </w:r>
+    </w:p>
+    <w:p>
+      <w:r>
+        <w:tab/>
+        <w:t>1.8.1 Integration testing</w:t>
+      </w:r>
+    </w:p>
+    <w:p>
+      <w:r>
+        <w:tab/>
+        <w:t>1.8.2 Users and admins stay separate testing</w:t>
+      </w:r>
+    </w:p>
+    <w:p>
+      <w:r>
+        <w:tab/>
+        <w:t>1.8.3 No bugs or glitches testing</w:t>
+      </w:r>
+    </w:p>
+    <w:p>
+      <w:r>
+        <w:tab/>
+        <w:t>1.8.4 Security testing for both users and admins</w:t>
+      </w:r>
+    </w:p>
+    <w:p>
+      <w:r>
+        <w:rPr>
+          <w:noProof/>
+        </w:rPr>
+        <w:drawing>
+          <wp:inline distT="0" distB="0" distL="0" distR="0" wp14:anchorId="19298F19" wp14:editId="2CC36775">
+            <wp:extent cx="5943600" cy="2452370"/>
+            <wp:effectExtent l="0" t="0" r="0" b="0"/>
+            <wp:docPr id="1034219996" name="Picture 1"/>
+            <wp:cNvGraphicFramePr>
+              <a:graphicFrameLocks xmlns:a="http://schemas.openxmlformats.org/drawingml/2006/main" noChangeAspect="1"/>
+            </wp:cNvGraphicFramePr>
+            <a:graphic xmlns:a="http://schemas.openxmlformats.org/drawingml/2006/main">
+              <a:graphicData uri="http://schemas.openxmlformats.org/drawingml/2006/picture">
+                <pic:pic xmlns:pic="http://schemas.openxmlformats.org/drawingml/2006/picture">
+                  <pic:nvPicPr>
+                    <pic:cNvPr id="1034219996" name="Picture 1034219996"/>
+                    <pic:cNvPicPr/>
+                  </pic:nvPicPr>
+                  <pic:blipFill>
+                    <a:blip r:embed="rId5" cstate="print">
+                      <a:extLst>
+                        <a:ext uri="{28A0092B-C50C-407E-A947-70E740481C1C}">
+                          <a14:useLocalDpi xmlns:a14="http://schemas.microsoft.com/office/drawing/2010/main" val="0"/>
+                        </a:ext>
+                      </a:extLst>
+                    </a:blip>
+                    <a:stretch>
+                      <a:fillRect/>
+                    </a:stretch>
+                  </pic:blipFill>
+                  <pic:spPr>
+                    <a:xfrm>
+                      <a:off x="0" y="0"/>
+                      <a:ext cx="5943600" cy="2452370"/>
+                    </a:xfrm>
+                    <a:prstGeom prst="rect">
+                      <a:avLst/>
+                    </a:prstGeom>
+                  </pic:spPr>
+                </pic:pic>
+              </a:graphicData>
+            </a:graphic>
+          </wp:inline>
+        </w:drawing>
+      </w:r>
+    </w:p>
+    <w:p>
+      <w:proofErr w:type="spellStart"/>
+      <w:r>
+        <w:lastRenderedPageBreak/>
+        <w:t>Grantt</w:t>
+      </w:r>
+      <w:proofErr w:type="spellEnd"/>
+      <w:r>
+        <w:t xml:space="preserve"> Chart</w:t>
+      </w:r>
+    </w:p>
+    <w:p>
+      <w:r>
+        <w:rPr>
+          <w:noProof/>
+        </w:rPr>
+        <w:drawing>
+          <wp:inline distT="0" distB="0" distL="0" distR="0" wp14:anchorId="49C0C490" wp14:editId="775621F6">
+            <wp:extent cx="5943600" cy="3368040"/>
+            <wp:effectExtent l="0" t="0" r="0" b="0"/>
+            <wp:docPr id="1644120422" name="Picture 2"/>
+            <wp:cNvGraphicFramePr>
+              <a:graphicFrameLocks xmlns:a="http://schemas.openxmlformats.org/drawingml/2006/main" noChangeAspect="1"/>
+            </wp:cNvGraphicFramePr>
+            <a:graphic xmlns:a="http://schemas.openxmlformats.org/drawingml/2006/main">
+              <a:graphicData uri="http://schemas.openxmlformats.org/drawingml/2006/picture">
+                <pic:pic xmlns:pic="http://schemas.openxmlformats.org/drawingml/2006/picture">
+                  <pic:nvPicPr>
+                    <pic:cNvPr id="1644120422" name="Picture 1644120422"/>
+                    <pic:cNvPicPr/>
+                  </pic:nvPicPr>
+                  <pic:blipFill>
+                    <a:blip r:embed="rId6" cstate="print">
+                      <a:extLst>
+                        <a:ext uri="{28A0092B-C50C-407E-A947-70E740481C1C}">
+                          <a14:useLocalDpi xmlns:a14="http://schemas.microsoft.com/office/drawing/2010/main" val="0"/>
+                        </a:ext>
+                      </a:extLst>
+                    </a:blip>
+                    <a:stretch>
+                      <a:fillRect/>
+                    </a:stretch>
+                  </pic:blipFill>
+                  <pic:spPr>
+                    <a:xfrm>
+                      <a:off x="0" y="0"/>
+                      <a:ext cx="5943600" cy="3368040"/>
+                    </a:xfrm>
+                    <a:prstGeom prst="rect">
+                      <a:avLst/>
+                    </a:prstGeom>
+                  </pic:spPr>
+                </pic:pic>
+              </a:graphicData>
+            </a:graphic>
+          </wp:inline>
+        </w:drawing>
+      </w:r>
+    </w:p>
+    <w:p/>
+    <w:p>
+      <w:r>
+        <w:t xml:space="preserve">The main milestones for week 2 </w:t>
+      </w:r>
+      <w:proofErr w:type="gramStart"/>
+      <w:r>
+        <w:t>is</w:t>
+      </w:r>
+      <w:proofErr w:type="gramEnd"/>
+      <w:r>
+        <w:t xml:space="preserve"> that the m</w:t>
+      </w:r>
+      <w:r>
+        <w:t>ain backend, website, application and mapping is integrated into a working draft</w:t>
+      </w:r>
+      <w:r>
+        <w:t>.</w:t>
       </w:r>
     </w:p>
     <w:sectPr>
@@ -476,6 +1045,219 @@
     </w:sectPr>
   </w:body>
 </w:document>
+</file>
+
+<file path=word/numbering.xml><?xml version="1.0" encoding="utf-8"?>
+<w:numbering xmlns:wpc="http://schemas.microsoft.com/office/word/2010/wordprocessingCanvas" xmlns:cx="http://schemas.microsoft.com/office/drawing/2014/chartex" xmlns:cx1="http://schemas.microsoft.com/office/drawing/2015/9/8/chartex" xmlns:cx2="http://schemas.microsoft.com/office/drawing/2015/10/21/chartex" xmlns:cx3="http://schemas.microsoft.com/office/drawing/2016/5/9/chartex" xmlns:cx4="http://schemas.microsoft.com/office/drawing/2016/5/10/chartex" xmlns:cx5="http://schemas.microsoft.com/office/drawing/2016/5/11/chartex" xmlns:cx6="http://schemas.microsoft.com/office/drawing/2016/5/12/chartex" xmlns:cx7="http://schemas.microsoft.com/office/drawing/2016/5/13/chartex" xmlns:cx8="http://schemas.microsoft.com/office/drawing/2016/5/14/chartex" xmlns:mc="http://schemas.openxmlformats.org/markup-compatibility/2006" xmlns:m="http://schemas.openxmlformats.org/officeDocument/2006/math" xmlns:aink="http://schemas.microsoft.com/office/drawing/2016/ink" xmlns:am3d="http://schemas.microsoft.com/office/drawing/2017/model3d" xmlns:oel="http://schemas.microsoft.com/office/2019/extlst" xmlns:r="http://schemas.openxmlformats.org/officeDocument/2006/relationships" xmlns:wp14="http://schemas.microsoft.com/office/word/2010/wordprocessingDrawing" xmlns:wp="http://schemas.openxmlformats.org/drawingml/2006/wordprocessingDrawing" xmlns:wpg="http://schemas.microsoft.com/office/word/2010/wordprocessingGroup" xmlns:wpi="http://schemas.microsoft.com/office/word/2010/wordprocessingInk" xmlns:wps="http://schemas.microsoft.com/office/word/2010/wordprocessingShape" xmlns:o="urn:schemas-microsoft-com:office:office" xmlns:v="urn:schemas-microsoft-com:vml" xmlns:w10="urn:schemas-microsoft-com:office:word" xmlns:w="http://schemas.openxmlformats.org/wordprocessingml/2006/main" xmlns:w14="http://schemas.microsoft.com/office/word/2010/wordml" xmlns:w15="http://schemas.microsoft.com/office/word/2012/wordml" xmlns:w16cex="http://schemas.microsoft.com/office/word/2018/wordml/cex" xmlns:w16cid="http://schemas.microsoft.com/office/word/2016/wordml/cid" xmlns:w16="http://schemas.microsoft.com/office/word/2018/wordml" xmlns:w16sdtdh="http://schemas.microsoft.com/office/word/2020/wordml/sdtdatahash" xmlns:w16sdtfl="http://schemas.microsoft.com/office/word/2024/wordml/sdtformatlock" xmlns:w16se="http://schemas.microsoft.com/office/word/2015/wordml/symex" xmlns:w16du="http://schemas.microsoft.com/office/word/2023/wordml/word16du" xmlns:wne="http://schemas.microsoft.com/office/word/2006/wordml" mc:Ignorable="w14 w15 w16se w16cid w16 w16cex w16sdtdh w16sdtfl w16du wp14">
+  <w:abstractNum w:abstractNumId="0" w15:restartNumberingAfterBreak="0">
+    <w:nsid w:val="403447A5"/>
+    <w:multiLevelType w:val="hybridMultilevel"/>
+    <w:tmpl w:val="86701B2A"/>
+    <w:lvl w:ilvl="0" w:tplc="137E29F2">
+      <w:start w:val="1"/>
+      <w:numFmt w:val="decimal"/>
+      <w:lvlText w:val="%1-"/>
+      <w:lvlJc w:val="left"/>
+      <w:pPr>
+        <w:ind w:left="720" w:hanging="360"/>
+      </w:pPr>
+      <w:rPr>
+        <w:rFonts w:hint="default"/>
+      </w:rPr>
+    </w:lvl>
+    <w:lvl w:ilvl="1" w:tplc="04090019" w:tentative="1">
+      <w:start w:val="1"/>
+      <w:numFmt w:val="lowerLetter"/>
+      <w:lvlText w:val="%2."/>
+      <w:lvlJc w:val="left"/>
+      <w:pPr>
+        <w:ind w:left="1440" w:hanging="360"/>
+      </w:pPr>
+    </w:lvl>
+    <w:lvl w:ilvl="2" w:tplc="0409001B" w:tentative="1">
+      <w:start w:val="1"/>
+      <w:numFmt w:val="lowerRoman"/>
+      <w:lvlText w:val="%3."/>
+      <w:lvlJc w:val="right"/>
+      <w:pPr>
+        <w:ind w:left="2160" w:hanging="180"/>
+      </w:pPr>
+    </w:lvl>
+    <w:lvl w:ilvl="3" w:tplc="0409000F" w:tentative="1">
+      <w:start w:val="1"/>
+      <w:numFmt w:val="decimal"/>
+      <w:lvlText w:val="%4."/>
+      <w:lvlJc w:val="left"/>
+      <w:pPr>
+        <w:ind w:left="2880" w:hanging="360"/>
+      </w:pPr>
+    </w:lvl>
+    <w:lvl w:ilvl="4" w:tplc="04090019" w:tentative="1">
+      <w:start w:val="1"/>
+      <w:numFmt w:val="lowerLetter"/>
+      <w:lvlText w:val="%5."/>
+      <w:lvlJc w:val="left"/>
+      <w:pPr>
+        <w:ind w:left="3600" w:hanging="360"/>
+      </w:pPr>
+    </w:lvl>
+    <w:lvl w:ilvl="5" w:tplc="0409001B" w:tentative="1">
+      <w:start w:val="1"/>
+      <w:numFmt w:val="lowerRoman"/>
+      <w:lvlText w:val="%6."/>
+      <w:lvlJc w:val="right"/>
+      <w:pPr>
+        <w:ind w:left="4320" w:hanging="180"/>
+      </w:pPr>
+    </w:lvl>
+    <w:lvl w:ilvl="6" w:tplc="0409000F" w:tentative="1">
+      <w:start w:val="1"/>
+      <w:numFmt w:val="decimal"/>
+      <w:lvlText w:val="%7."/>
+      <w:lvlJc w:val="left"/>
+      <w:pPr>
+        <w:ind w:left="5040" w:hanging="360"/>
+      </w:pPr>
+    </w:lvl>
+    <w:lvl w:ilvl="7" w:tplc="04090019" w:tentative="1">
+      <w:start w:val="1"/>
+      <w:numFmt w:val="lowerLetter"/>
+      <w:lvlText w:val="%8."/>
+      <w:lvlJc w:val="left"/>
+      <w:pPr>
+        <w:ind w:left="5760" w:hanging="360"/>
+      </w:pPr>
+    </w:lvl>
+    <w:lvl w:ilvl="8" w:tplc="0409001B" w:tentative="1">
+      <w:start w:val="1"/>
+      <w:numFmt w:val="lowerRoman"/>
+      <w:lvlText w:val="%9."/>
+      <w:lvlJc w:val="right"/>
+      <w:pPr>
+        <w:ind w:left="6480" w:hanging="180"/>
+      </w:pPr>
+    </w:lvl>
+  </w:abstractNum>
+  <w:abstractNum w:abstractNumId="1" w15:restartNumberingAfterBreak="0">
+    <w:nsid w:val="4D0870F5"/>
+    <w:multiLevelType w:val="multilevel"/>
+    <w:tmpl w:val="5B309D12"/>
+    <w:lvl w:ilvl="0">
+      <w:start w:val="1"/>
+      <w:numFmt w:val="decimal"/>
+      <w:lvlText w:val="%1.0"/>
+      <w:lvlJc w:val="left"/>
+      <w:pPr>
+        <w:ind w:left="380" w:hanging="380"/>
+      </w:pPr>
+      <w:rPr>
+        <w:rFonts w:hint="default"/>
+      </w:rPr>
+    </w:lvl>
+    <w:lvl w:ilvl="1">
+      <w:start w:val="1"/>
+      <w:numFmt w:val="decimal"/>
+      <w:lvlText w:val="%1.%2"/>
+      <w:lvlJc w:val="left"/>
+      <w:pPr>
+        <w:ind w:left="1100" w:hanging="380"/>
+      </w:pPr>
+      <w:rPr>
+        <w:rFonts w:hint="default"/>
+      </w:rPr>
+    </w:lvl>
+    <w:lvl w:ilvl="2">
+      <w:start w:val="1"/>
+      <w:numFmt w:val="decimal"/>
+      <w:lvlText w:val="%1.%2.%3"/>
+      <w:lvlJc w:val="left"/>
+      <w:pPr>
+        <w:ind w:left="2160" w:hanging="720"/>
+      </w:pPr>
+      <w:rPr>
+        <w:rFonts w:hint="default"/>
+      </w:rPr>
+    </w:lvl>
+    <w:lvl w:ilvl="3">
+      <w:start w:val="1"/>
+      <w:numFmt w:val="decimal"/>
+      <w:lvlText w:val="%1.%2.%3.%4"/>
+      <w:lvlJc w:val="left"/>
+      <w:pPr>
+        <w:ind w:left="3240" w:hanging="1080"/>
+      </w:pPr>
+      <w:rPr>
+        <w:rFonts w:hint="default"/>
+      </w:rPr>
+    </w:lvl>
+    <w:lvl w:ilvl="4">
+      <w:start w:val="1"/>
+      <w:numFmt w:val="decimal"/>
+      <w:lvlText w:val="%1.%2.%3.%4.%5"/>
+      <w:lvlJc w:val="left"/>
+      <w:pPr>
+        <w:ind w:left="3960" w:hanging="1080"/>
+      </w:pPr>
+      <w:rPr>
+        <w:rFonts w:hint="default"/>
+      </w:rPr>
+    </w:lvl>
+    <w:lvl w:ilvl="5">
+      <w:start w:val="1"/>
+      <w:numFmt w:val="decimal"/>
+      <w:lvlText w:val="%1.%2.%3.%4.%5.%6"/>
+      <w:lvlJc w:val="left"/>
+      <w:pPr>
+        <w:ind w:left="5040" w:hanging="1440"/>
+      </w:pPr>
+      <w:rPr>
+        <w:rFonts w:hint="default"/>
+      </w:rPr>
+    </w:lvl>
+    <w:lvl w:ilvl="6">
+      <w:start w:val="1"/>
+      <w:numFmt w:val="decimal"/>
+      <w:lvlText w:val="%1.%2.%3.%4.%5.%6.%7"/>
+      <w:lvlJc w:val="left"/>
+      <w:pPr>
+        <w:ind w:left="5760" w:hanging="1440"/>
+      </w:pPr>
+      <w:rPr>
+        <w:rFonts w:hint="default"/>
+      </w:rPr>
+    </w:lvl>
+    <w:lvl w:ilvl="7">
+      <w:start w:val="1"/>
+      <w:numFmt w:val="decimal"/>
+      <w:lvlText w:val="%1.%2.%3.%4.%5.%6.%7.%8"/>
+      <w:lvlJc w:val="left"/>
+      <w:pPr>
+        <w:ind w:left="6840" w:hanging="1800"/>
+      </w:pPr>
+      <w:rPr>
+        <w:rFonts w:hint="default"/>
+      </w:rPr>
+    </w:lvl>
+    <w:lvl w:ilvl="8">
+      <w:start w:val="1"/>
+      <w:numFmt w:val="decimal"/>
+      <w:lvlText w:val="%1.%2.%3.%4.%5.%6.%7.%8.%9"/>
+      <w:lvlJc w:val="left"/>
+      <w:pPr>
+        <w:ind w:left="7560" w:hanging="1800"/>
+      </w:pPr>
+      <w:rPr>
+        <w:rFonts w:hint="default"/>
+      </w:rPr>
+    </w:lvl>
+  </w:abstractNum>
+  <w:num w:numId="1" w16cid:durableId="637146365">
+    <w:abstractNumId w:val="1"/>
+  </w:num>
+  <w:num w:numId="2" w16cid:durableId="1227835937">
+    <w:abstractNumId w:val="0"/>
+  </w:num>
+</w:numbering>
 </file>
 
 <file path=word/styles.xml><?xml version="1.0" encoding="utf-8"?>
